--- a/docs/Rewind - Coding Standards.docx
+++ b/docs/Rewind - Coding Standards.docx
@@ -13,7 +13,7 @@
     <w:p>
       <w:pPr/>
       <w:r>
-        <w:t xml:space="preserve">Oct 20, 2026</w:t>
+        <w:t xml:space="preserve">Oct 23, 2026</w:t>
       </w:r>
       <w:r>
         <w:t xml:space="preserve"> · </w:t>
@@ -501,7 +501,7 @@
         <w:t xml:space="preserve">NET-3</w:t>
       </w:r>
       <w:r>
-        <w:t xml:space="preserve"> Naming: PascalCase for types, methods, properties and constants; camelCase for locals and parameters; _camelCase for private fields; an I prefix for interfaces; an Async suffix for async methods.</w:t>
+        <w:t xml:space="preserve"> Naming: PascalCase for types, methods, properties, events, static readonly fields and constants (local ones too); camelCase for other locals and parameters; _camelCase for other private fields; an I prefix for interfaces; an Async suffix for async methods except tests, which follow TEST-6.</w:t>
       </w:r>
     </w:p>
     <w:p>
@@ -1009,7 +1009,7 @@
         <w:t xml:space="preserve">UI-6</w:t>
       </w:r>
       <w:r>
-        <w:t xml:space="preserve"> Every view handles loading, empty and error states. Each screen sits in an ErrorBoundary that shows a Windows 98 error dialog and returns to Checkout.</w:t>
+        <w:t xml:space="preserve"> Every view handles loading, empty and error states. Each screen sits in an ErrorBoundary that shows a Windows 98 error dialog and returns to Checkout, unless Checkout is what crashed.</w:t>
       </w:r>
     </w:p>
     <w:p>
@@ -1099,7 +1099,7 @@
         <w:t xml:space="preserve">UI-11</w:t>
       </w:r>
       <w:r>
-        <w:t xml:space="preserve"> Background events, such as scans and drops, reach components only through InvokeAsync, never straight from a serial thread.</w:t>
+        <w:t xml:space="preserve"> Background events, such as scans and drops, reach components only through InvokeAsync, never straight from a serial thread, and a handler's exception goes to DispatchExceptionAsync so the screen's ErrorBoundary catches it.</w:t>
       </w:r>
     </w:p>
     <w:p>
@@ -2033,7 +2033,7 @@
         <w:t xml:space="preserve">OBS-5</w:t>
       </w:r>
       <w:r>
-        <w:t xml:space="preserve"> Unhandled exceptions are caught in three places. Each screen's ErrorBoundary and Application.ThreadException log, show the Windows 98 error dialog and return to Checkout. AppDomain.UnhandledException can only log: the process then ends, and the launcher restarts Rewind.</w:t>
+        <w:t xml:space="preserve"> Unhandled exceptions are caught in four places. Each screen's ErrorBoundary, the ErrorBoundary around the whole shell and Application.ThreadException log, show the Windows 98 error dialog and return to Checkout, unless Checkout is what crashed: it then stays closed until the clerk presses an F-key. AppDomain.UnhandledException can only log: the process then ends, and the launcher restarts Rewind. Recovery never reopens what just crashed on its own, so a shell that crashes before it has started shuts Rewind down.</w:t>
       </w:r>
     </w:p>
     <w:p>
@@ -2239,6 +2239,12 @@
         <w:br/>
         <w:t xml:space="preserve">  &lt;/PropertyGroup&gt;</w:t>
         <w:br/>
+        <w:t xml:space="preserve">  &lt;ItemGroup&gt;</w:t>
+        <w:br/>
+        <w:t xml:space="preserve">    &lt;AdditionalFiles Include="$(MSBuildThisFileDirectory)BannedSymbols.txt" /&gt;</w:t>
+        <w:br/>
+        <w:t xml:space="preserve">  &lt;/ItemGroup&gt;</w:t>
+        <w:br/>
         <w:t xml:space="preserve">&lt;/Project&gt;</w:t>
       </w:r>
     </w:p>
@@ -2294,6 +2300,18 @@
       </w:pPr>
       <w:r>
         <w:t xml:space="preserve">.editorconfig holds the C# naming and style rules, and CI runs dotnet format --verify-no-changes.</w:t>
+      </w:r>
+    </w:p>
+    <w:p>
+      <w:pPr>
+        <w:pStyle w:val="ListParagraph"/>
+        <w:numPr>
+          <w:ilvl w:val="0"/>
+          <w:numId w:val="14"/>
+        </w:numPr>
+      </w:pPr>
+      <w:r>
+        <w:t xml:space="preserve">BannedSymbols.txt lists the APIs that NET-6 and NET-8 forbid, such as DateTime.Now and Task.Result, and the BannedApiAnalyzers package fails the build wherever one is used.</w:t>
       </w:r>
     </w:p>
     <w:p>

--- a/docs/Rewind - Coding Standards.docx
+++ b/docs/Rewind - Coding Standards.docx
@@ -2408,6 +2408,18 @@
       </w:pPr>
       <w:r>
         <w:t xml:space="preserve">NuGet audit: restore fails on a high or critical advisory.</w:t>
+      </w:r>
+    </w:p>
+    <w:p>
+      <w:pPr>
+        <w:pStyle w:val="ListParagraph"/>
+        <w:numPr>
+          <w:ilvl w:val="0"/>
+          <w:numId w:val="15"/>
+        </w:numPr>
+      </w:pPr>
+      <w:r>
+        <w:t xml:space="preserve">Pull request title: a Conventional Commit, since squash-merging makes it main's commit message (GIT-3, GIT-5).</w:t>
       </w:r>
     </w:p>
     <w:p>

--- a/docs/Rewind - Coding Standards.docx
+++ b/docs/Rewind - Coding Standards.docx
@@ -991,7 +991,7 @@
         <w:t xml:space="preserve">UI-5</w:t>
       </w:r>
       <w:r>
-        <w:t xml:space="preserve"> Dialogs are 98.css windows shown by one DialogService. Never alert(), confirm() or a native MessageBox.</w:t>
+        <w:t xml:space="preserve"> Dialogs are 98.css windows shown by one DialogService. Never alert(), confirm() or a native MessageBox, except the plain box Main shows when Rewind can't start, since there's no shell yet to show a dialog (OBS-5).</w:t>
       </w:r>
     </w:p>
     <w:p>
@@ -2033,7 +2033,7 @@
         <w:t xml:space="preserve">OBS-5</w:t>
       </w:r>
       <w:r>
-        <w:t xml:space="preserve"> Unhandled exceptions are caught in four places. Each screen's ErrorBoundary, the ErrorBoundary around the whole shell and Application.ThreadException log, show the Windows 98 error dialog and return to Checkout, unless Checkout is what crashed: it then stays closed until the clerk presses an F-key. AppDomain.UnhandledException can only log: the process then ends, and the launcher restarts Rewind. Recovery never reopens what just crashed on its own, so a shell that crashes before it has started shuts Rewind down.</w:t>
+        <w:t xml:space="preserve"> Unhandled exceptions are caught in four places. Each screen's ErrorBoundary, the ErrorBoundary around the whole shell and Application.ThreadException log, show the Windows 98 error dialog and return to Checkout, unless Checkout is what crashed: it then stays closed until the clerk presses an F-key. AppDomain.UnhandledException can only log: the process then ends, and the launcher restarts Rewind. Recovery never reopens what just crashed on its own, so a shell that crashes before it has started shuts Rewind down. Main catches a failure to start, such as a setting that fails validation: it logs it if the logger has started, shows the reason in a plain message box (UI-5) and exits with code 2, so the launcher leaves it down.</w:t>
       </w:r>
     </w:p>
     <w:p>

--- a/docs/Rewind - Coding Standards.docx
+++ b/docs/Rewind - Coding Standards.docx
@@ -13,7 +13,7 @@
     <w:p>
       <w:pPr/>
       <w:r>
-        <w:t xml:space="preserve">Oct 20, 2026</w:t>
+        <w:t xml:space="preserve">Oct 23, 2026</w:t>
       </w:r>
       <w:r>
         <w:t xml:space="preserve"> · </w:t>
@@ -501,7 +501,7 @@
         <w:t xml:space="preserve">NET-3</w:t>
       </w:r>
       <w:r>
-        <w:t xml:space="preserve"> Naming: PascalCase for types, methods, properties and constants; camelCase for locals and parameters; _camelCase for private fields; an I prefix for interfaces; an Async suffix for async methods.</w:t>
+        <w:t xml:space="preserve"> Naming: PascalCase for types, methods, properties, events, static readonly fields and constants (local ones too); camelCase for other locals and parameters; _camelCase for other private fields; an I prefix for interfaces; an Async suffix for async methods except tests, which follow TEST-6.</w:t>
       </w:r>
     </w:p>
     <w:p>
@@ -991,7 +991,7 @@
         <w:t xml:space="preserve">UI-5</w:t>
       </w:r>
       <w:r>
-        <w:t xml:space="preserve"> Dialogs are 98.css windows shown by one DialogService. Never alert(), confirm() or a native MessageBox.</w:t>
+        <w:t xml:space="preserve"> Dialogs are 98.css windows shown by one DialogService. Never alert(), confirm() or a native MessageBox, except the plain box Main shows when Rewind can't start, since there's no shell yet to show a dialog (OBS-5).</w:t>
       </w:r>
     </w:p>
     <w:p>
@@ -1009,7 +1009,7 @@
         <w:t xml:space="preserve">UI-6</w:t>
       </w:r>
       <w:r>
-        <w:t xml:space="preserve"> Every view handles loading, empty and error states. Each screen sits in an ErrorBoundary that shows a Windows 98 error dialog and returns to Checkout.</w:t>
+        <w:t xml:space="preserve"> Every view handles loading, empty and error states. Each screen sits in an ErrorBoundary that shows a Windows 98 error dialog and returns to Checkout, unless Checkout is what crashed.</w:t>
       </w:r>
     </w:p>
     <w:p>
@@ -1099,7 +1099,7 @@
         <w:t xml:space="preserve">UI-11</w:t>
       </w:r>
       <w:r>
-        <w:t xml:space="preserve"> Background events, such as scans and drops, reach components only through InvokeAsync, never straight from a serial thread.</w:t>
+        <w:t xml:space="preserve"> Background events, such as scans and drops, reach components only through InvokeAsync, never straight from a serial thread, and a handler's exception goes to DispatchExceptionAsync so the screen's ErrorBoundary catches it.</w:t>
       </w:r>
     </w:p>
     <w:p>
@@ -2033,7 +2033,7 @@
         <w:t xml:space="preserve">OBS-5</w:t>
       </w:r>
       <w:r>
-        <w:t xml:space="preserve"> Unhandled exceptions are caught in three places. Each screen's ErrorBoundary and Application.ThreadException log, show the Windows 98 error dialog and return to Checkout. AppDomain.UnhandledException can only log: the process then ends, and the launcher restarts Rewind.</w:t>
+        <w:t xml:space="preserve"> Unhandled exceptions are caught in four places. Each screen's ErrorBoundary, the ErrorBoundary around the whole shell and Application.ThreadException log, show the Windows 98 error dialog and return to Checkout, unless Checkout is what crashed: it then stays closed until the clerk presses an F-key. AppDomain.UnhandledException can only log: the process then ends, and the launcher restarts Rewind. Recovery never reopens what just crashed on its own, so a shell that crashes before it has started shuts Rewind down. Main catches a failure to start, such as a setting that fails validation: it logs it if the logger has started, shows the reason in a plain message box (UI-5) and exits with code 2, so the launcher leaves it down.</w:t>
       </w:r>
     </w:p>
     <w:p>
@@ -2239,6 +2239,12 @@
         <w:br/>
         <w:t xml:space="preserve">  &lt;/PropertyGroup&gt;</w:t>
         <w:br/>
+        <w:t xml:space="preserve">  &lt;ItemGroup&gt;</w:t>
+        <w:br/>
+        <w:t xml:space="preserve">    &lt;AdditionalFiles Include="$(MSBuildThisFileDirectory)BannedSymbols.txt" /&gt;</w:t>
+        <w:br/>
+        <w:t xml:space="preserve">  &lt;/ItemGroup&gt;</w:t>
+        <w:br/>
         <w:t xml:space="preserve">&lt;/Project&gt;</w:t>
       </w:r>
     </w:p>
@@ -2305,6 +2311,18 @@
         </w:numPr>
       </w:pPr>
       <w:r>
+        <w:t xml:space="preserve">BannedSymbols.txt lists the APIs that NET-6 and NET-8 forbid, such as DateTime.Now and Task.Result, and the BannedApiAnalyzers package fails the build wherever one is used.</w:t>
+      </w:r>
+    </w:p>
+    <w:p>
+      <w:pPr>
+        <w:pStyle w:val="ListParagraph"/>
+        <w:numPr>
+          <w:ilvl w:val="0"/>
+          <w:numId w:val="14"/>
+        </w:numPr>
+      </w:pPr>
+      <w:r>
         <w:t xml:space="preserve">The phone app has no build step. A package.json containing only "type": "module" lets node --check parse its ES modules in CI.</w:t>
       </w:r>
     </w:p>
@@ -2390,6 +2408,18 @@
       </w:pPr>
       <w:r>
         <w:t xml:space="preserve">NuGet audit: restore fails on a high or critical advisory.</w:t>
+      </w:r>
+    </w:p>
+    <w:p>
+      <w:pPr>
+        <w:pStyle w:val="ListParagraph"/>
+        <w:numPr>
+          <w:ilvl w:val="0"/>
+          <w:numId w:val="15"/>
+        </w:numPr>
+      </w:pPr>
+      <w:r>
+        <w:t xml:space="preserve">Pull request title: a Conventional Commit, since squash-merging makes it main's commit message (GIT-3, GIT-5).</w:t>
       </w:r>
     </w:p>
     <w:p>

--- a/docs/Rewind - Coding Standards.docx
+++ b/docs/Rewind - Coding Standards.docx
@@ -13,7 +13,7 @@
     <w:p>
       <w:pPr/>
       <w:r>
-        <w:t xml:space="preserve">Oct 23, 2026</w:t>
+        <w:t xml:space="preserve">Oct 24, 2026</w:t>
       </w:r>
       <w:r>
         <w:t xml:space="preserve"> · </w:t>
@@ -1275,7 +1275,7 @@
         <w:t xml:space="preserve">DATA-9</w:t>
       </w:r>
       <w:r>
-        <w:t xml:space="preserve"> TMDB data lives only in Movies, MovieCast and MovieGenres, and a refresh writes only there. Family data lives in its own tables.</w:t>
+        <w:t xml:space="preserve"> TMDB data lives only in Movies, MovieCast, Genres and MovieGenres, and a refresh writes only there. Family data lives in its own tables.</w:t>
       </w:r>
     </w:p>
     <w:p>

--- a/docs/Rewind - Coding Standards.docx
+++ b/docs/Rewind - Coding Standards.docx
@@ -13,7 +13,7 @@
     <w:p>
       <w:pPr/>
       <w:r>
-        <w:t xml:space="preserve">Oct 24, 2026</w:t>
+        <w:t xml:space="preserve">Oct 25, 2026</w:t>
       </w:r>
       <w:r>
         <w:t xml:space="preserve"> · </w:t>
@@ -573,7 +573,7 @@
         <w:t xml:space="preserve">NET-7</w:t>
       </w:r>
       <w:r>
-        <w:t xml:space="preserve"> Every async method that does I/O takes a CancellationToken and passes it along.</w:t>
+        <w:t xml:space="preserve"> Every async method that does I/O takes a CancellationToken and passes it along. Once a write has committed, the steps that finish it run with CancellationToken.None, so a cancel never turns a done outcome into an exception (NET-12).</w:t>
       </w:r>
     </w:p>
     <w:p>

--- a/docs/Rewind - Coding Standards.docx
+++ b/docs/Rewind - Coding Standards.docx
@@ -13,7 +13,7 @@
     <w:p>
       <w:pPr/>
       <w:r>
-        <w:t xml:space="preserve">Oct 25, 2026</w:t>
+        <w:t xml:space="preserve">Oct 28, 2026</w:t>
       </w:r>
       <w:r>
         <w:t xml:space="preserve"> · </w:t>
@@ -1293,7 +1293,7 @@
         <w:t xml:space="preserve">DATA-10</w:t>
       </w:r>
       <w:r>
-        <w:t xml:space="preserve"> Prices are copied onto RentalItems and SaleLines at the time of sale.</w:t>
+        <w:t xml:space="preserve"> Prices are copied onto RentalItems and SaleLines at the time of sale, and a sale line copies its name too, so every line reads as it was rung up.</w:t>
       </w:r>
     </w:p>
     <w:p>
@@ -2173,7 +2173,7 @@
         <w:t xml:space="preserve">DOC-6</w:t>
       </w:r>
       <w:r>
-        <w:t xml:space="preserve"> The clerk handbook in docs/handbook is one printable page, written for the kids, and changes whenever a screen does.</w:t>
+        <w:t xml:space="preserve"> The clerk handbook, docs/handbook/handbook.html, prints on both sides of one sheet with its own print styles, movie night on the front. It's written for the kids and changes whenever a screen does.</w:t>
       </w:r>
     </w:p>
     <w:p>
@@ -2663,7 +2663,7 @@
         </w:numPr>
       </w:pPr>
       <w:r>
-        <w:t xml:space="preserve">Data safety: nothing is hard-deleted, foreign keys stay Restrict, the migration's SQL was read, and prices are copied at the time of sale.</w:t>
+        <w:t xml:space="preserve">Data safety: nothing is hard-deleted, foreign keys stay Restrict, the migration's SQL was read, and prices and sale-line names are copied at the time of sale.</w:t>
       </w:r>
     </w:p>
     <w:p>

--- a/docs/Rewind - Coding Standards.docx
+++ b/docs/Rewind - Coding Standards.docx
@@ -13,7 +13,7 @@
     <w:p>
       <w:pPr/>
       <w:r>
-        <w:t xml:space="preserve">Oct 28, 2026</w:t>
+        <w:t xml:space="preserve">Oct 29, 2026</w:t>
       </w:r>
       <w:r>
         <w:t xml:space="preserve"> · </w:t>
@@ -1099,7 +1099,7 @@
         <w:t xml:space="preserve">UI-11</w:t>
       </w:r>
       <w:r>
-        <w:t xml:space="preserve"> Background events, such as scans and drops, reach components only through InvokeAsync, never straight from a serial thread, and a handler's exception goes to DispatchExceptionAsync so the screen's ErrorBoundary catches it.</w:t>
+        <w:t xml:space="preserve"> Background events, such as scans and drops, reach components only through InvokeAsync, never straight from a serial thread, and a handler's exception goes to DispatchExceptionAsync so the screen's ErrorBoundary catches it. Once the component is disposed, there's no ErrorBoundary left, so the exception goes to ErrorHub.ReportFromComponent instead. So does one from any component whose only ErrorBoundary is App's, which replaces the whole shell, such as the status bar's lookups.</w:t>
       </w:r>
     </w:p>
     <w:p>
@@ -2137,7 +2137,7 @@
         <w:t xml:space="preserve">DOC-4</w:t>
       </w:r>
       <w:r>
-        <w:t xml:space="preserve"> The README explains what Rewind is, how to run it with the hardware simulator, how to test, how to release to the register and how to restore a backup. Update it in the same PR as any change to those.</w:t>
+        <w:t xml:space="preserve"> The README explains what Rewind is, how to run it with the hardware simulator, the Store Manager's jobs, how to test, how to release to the register and how to restore a backup. Update it in the same PR as any change to those.</w:t>
       </w:r>
     </w:p>
     <w:p>
@@ -2173,7 +2173,7 @@
         <w:t xml:space="preserve">DOC-6</w:t>
       </w:r>
       <w:r>
-        <w:t xml:space="preserve"> The clerk handbook, docs/handbook/handbook.html, prints on both sides of one sheet with its own print styles, movie night on the front. It's written for the kids and changes whenever a screen does.</w:t>
+        <w:t xml:space="preserve"> The clerk handbook, docs/handbook/handbook.html, prints on both sides of one sheet with its own print styles, movie night on the front. It's written for the kids and changes whenever a screen does, except for the Store Manager's jobs, which the README explains (DOC-4).</w:t>
       </w:r>
     </w:p>
     <w:p>
